--- a/BLACKJACK BACKLOG.docx
+++ b/BLACKJACK BACKLOG.docx
@@ -738,25 +738,8 @@
           <w:sz w:val="32"/>
           <w:szCs w:val="32"/>
         </w:rPr>
-        <w:t xml:space="preserve">Methods for </w:t>
-      </w:r>
-      <w:proofErr w:type="gramStart"/>
-      <w:r>
-        <w:rPr>
-          <w:sz w:val="32"/>
-          <w:szCs w:val="32"/>
-        </w:rPr>
-        <w:t>shuffle(</w:t>
-      </w:r>
-      <w:proofErr w:type="gramEnd"/>
-      <w:r>
-        <w:rPr>
-          <w:sz w:val="32"/>
-          <w:szCs w:val="32"/>
-        </w:rPr>
-        <w:t xml:space="preserve">), </w:t>
-      </w:r>
-      <w:proofErr w:type="gramStart"/>
+        <w:t xml:space="preserve">Methods for shuffle(), </w:t>
+      </w:r>
       <w:r>
         <w:rPr>
           <w:sz w:val="32"/>
@@ -764,31 +747,13 @@
         </w:rPr>
         <w:t>draw(</w:t>
       </w:r>
-      <w:proofErr w:type="gramEnd"/>
-      <w:r>
-        <w:rPr>
-          <w:sz w:val="32"/>
-          <w:szCs w:val="32"/>
-        </w:rPr>
-        <w:t xml:space="preserve">). The deck is stored in an </w:t>
-      </w:r>
-      <w:proofErr w:type="spellStart"/>
-      <w:r>
-        <w:rPr>
-          <w:sz w:val="32"/>
-          <w:szCs w:val="32"/>
-        </w:rPr>
-        <w:t>ArrayList</w:t>
-      </w:r>
-      <w:proofErr w:type="spellEnd"/>
-      <w:r>
-        <w:rPr>
-          <w:sz w:val="32"/>
-          <w:szCs w:val="32"/>
-        </w:rPr>
-        <w:t xml:space="preserve">. A card object has 2 variables, </w:t>
-      </w:r>
-      <w:proofErr w:type="gramStart"/>
+      <w:r>
+        <w:rPr>
+          <w:sz w:val="32"/>
+          <w:szCs w:val="32"/>
+        </w:rPr>
+        <w:t xml:space="preserve">). The deck is stored in an ArrayList. A card object has 2 variables, </w:t>
+      </w:r>
       <w:r>
         <w:rPr>
           <w:sz w:val="32"/>
@@ -796,7 +761,6 @@
         </w:rPr>
         <w:t>card(</w:t>
       </w:r>
-      <w:proofErr w:type="gramEnd"/>
       <w:r>
         <w:rPr>
           <w:sz w:val="32"/>
@@ -1322,39 +1286,372 @@
           <w:sz w:val="32"/>
           <w:szCs w:val="32"/>
         </w:rPr>
-        <w:t xml:space="preserve">This can be implemented in another way if we decide to implement the cards with text, rather than </w:t>
-      </w:r>
-      <w:proofErr w:type="spellStart"/>
-      <w:proofErr w:type="gramStart"/>
+        <w:t>This can be implemented in another way if we decide to implement the cards with text, rather than a image.</w:t>
+      </w:r>
+      <w:r>
+        <w:rPr>
+          <w:color w:val="000000" w:themeColor="text1"/>
+          <w:sz w:val="32"/>
+          <w:szCs w:val="32"/>
+        </w:rPr>
+        <w:t>)</w:t>
+      </w:r>
+      <w:r>
+        <w:rPr>
+          <w:color w:val="FFFFFF" w:themeColor="background1"/>
+          <w:sz w:val="32"/>
+          <w:szCs w:val="32"/>
+        </w:rPr>
+        <w:t>)</w:t>
+      </w:r>
+    </w:p>
+    <w:p>
+      <w:pPr>
+        <w:pStyle w:val="ListParagraph"/>
+        <w:numPr>
+          <w:ilvl w:val="0"/>
+          <w:numId w:val="6"/>
+        </w:numPr>
+        <w:rPr>
+          <w:sz w:val="32"/>
+          <w:szCs w:val="32"/>
+        </w:rPr>
+      </w:pPr>
+      <w:r>
+        <w:rPr>
+          <w:sz w:val="32"/>
+          <w:szCs w:val="32"/>
+        </w:rPr>
+        <w:t>The cards are randomly selected from the deck.</w:t>
+      </w:r>
+    </w:p>
+    <w:p>
+      <w:pPr>
+        <w:rPr>
+          <w:sz w:val="32"/>
+          <w:szCs w:val="32"/>
+        </w:rPr>
+      </w:pPr>
+    </w:p>
+    <w:p>
+      <w:pPr>
+        <w:rPr>
+          <w:sz w:val="32"/>
+          <w:szCs w:val="32"/>
+        </w:rPr>
+      </w:pPr>
+    </w:p>
+    <w:p>
+      <w:pPr>
+        <w:pStyle w:val="ListParagraph"/>
+        <w:numPr>
+          <w:ilvl w:val="0"/>
+          <w:numId w:val="1"/>
+        </w:numPr>
+        <w:rPr>
+          <w:sz w:val="32"/>
+          <w:szCs w:val="32"/>
+        </w:rPr>
+      </w:pPr>
+      <w:r>
+        <w:rPr>
+          <w:sz w:val="32"/>
+          <w:szCs w:val="32"/>
+        </w:rPr>
+        <w:t>Display Card Values</w:t>
+      </w:r>
+      <w:r>
+        <w:rPr>
+          <w:sz w:val="32"/>
+          <w:szCs w:val="32"/>
+        </w:rPr>
+        <w:t xml:space="preserve"> (</w:t>
+      </w:r>
       <w:r>
         <w:rPr>
           <w:color w:val="4C94D8" w:themeColor="text2" w:themeTint="80"/>
           <w:sz w:val="32"/>
           <w:szCs w:val="32"/>
         </w:rPr>
-        <w:t>a</w:t>
-      </w:r>
-      <w:proofErr w:type="spellEnd"/>
-      <w:proofErr w:type="gramEnd"/>
+        <w:t>Medium Priority</w:t>
+      </w:r>
+      <w:r>
+        <w:rPr>
+          <w:sz w:val="32"/>
+          <w:szCs w:val="32"/>
+        </w:rPr>
+        <w:t>)</w:t>
+      </w:r>
+    </w:p>
+    <w:p>
+      <w:pPr>
+        <w:pStyle w:val="ListParagraph"/>
+        <w:numPr>
+          <w:ilvl w:val="0"/>
+          <w:numId w:val="4"/>
+        </w:numPr>
+        <w:rPr>
+          <w:sz w:val="32"/>
+          <w:szCs w:val="32"/>
+        </w:rPr>
+      </w:pPr>
+      <w:r>
+        <w:rPr>
+          <w:sz w:val="32"/>
+          <w:szCs w:val="32"/>
+        </w:rPr>
+        <w:t>The player and the dealer total are shown, calculates the Aces accordingly.</w:t>
+      </w:r>
+    </w:p>
+    <w:p>
+      <w:pPr>
+        <w:pStyle w:val="ListParagraph"/>
+        <w:numPr>
+          <w:ilvl w:val="0"/>
+          <w:numId w:val="6"/>
+        </w:numPr>
+        <w:rPr>
+          <w:sz w:val="32"/>
+          <w:szCs w:val="32"/>
+        </w:rPr>
+      </w:pPr>
+      <w:r>
+        <w:rPr>
+          <w:sz w:val="32"/>
+          <w:szCs w:val="32"/>
+        </w:rPr>
+        <w:t>Ace logic tries to add 11, if bust (goes over 21), decides on 1.</w:t>
+      </w:r>
+      <w:r>
+        <w:rPr>
+          <w:sz w:val="32"/>
+          <w:szCs w:val="32"/>
+        </w:rPr>
+        <w:t xml:space="preserve"> </w:t>
+      </w:r>
+    </w:p>
+    <w:p>
+      <w:pPr>
+        <w:pStyle w:val="ListParagraph"/>
+        <w:numPr>
+          <w:ilvl w:val="0"/>
+          <w:numId w:val="6"/>
+        </w:numPr>
+        <w:rPr>
+          <w:sz w:val="32"/>
+          <w:szCs w:val="32"/>
+        </w:rPr>
+      </w:pPr>
       <w:r>
         <w:rPr>
           <w:color w:val="4C94D8" w:themeColor="text2" w:themeTint="80"/>
           <w:sz w:val="32"/>
           <w:szCs w:val="32"/>
         </w:rPr>
-        <w:t xml:space="preserve"> image.</w:t>
-      </w:r>
-      <w:r>
-        <w:rPr>
-          <w:color w:val="000000" w:themeColor="text1"/>
+        <w:t>The dynamic instant calculation of the correct total of the player is not mandatory, the player can do that themselves</w:t>
+      </w:r>
+      <w:r>
+        <w:rPr>
+          <w:sz w:val="32"/>
+          <w:szCs w:val="32"/>
+        </w:rPr>
+        <w:t>.</w:t>
+      </w:r>
+    </w:p>
+    <w:p>
+      <w:pPr>
+        <w:rPr>
+          <w:sz w:val="32"/>
+          <w:szCs w:val="32"/>
+        </w:rPr>
+      </w:pPr>
+    </w:p>
+    <w:p>
+      <w:pPr>
+        <w:pStyle w:val="ListParagraph"/>
+        <w:numPr>
+          <w:ilvl w:val="0"/>
+          <w:numId w:val="1"/>
+        </w:numPr>
+        <w:rPr>
+          <w:sz w:val="32"/>
+          <w:szCs w:val="32"/>
+        </w:rPr>
+      </w:pPr>
+      <w:r>
+        <w:rPr>
+          <w:sz w:val="32"/>
+          <w:szCs w:val="32"/>
+        </w:rPr>
+        <w:t>Restart round</w:t>
+      </w:r>
+      <w:r>
+        <w:rPr>
+          <w:sz w:val="32"/>
+          <w:szCs w:val="32"/>
+        </w:rPr>
+        <w:t xml:space="preserve"> (</w:t>
+      </w:r>
+      <w:r>
+        <w:rPr>
+          <w:color w:val="124F1A" w:themeColor="accent3" w:themeShade="BF"/>
+          <w:sz w:val="32"/>
+          <w:szCs w:val="32"/>
+        </w:rPr>
+        <w:t>Low Priority</w:t>
+      </w:r>
+      <w:r>
+        <w:rPr>
           <w:sz w:val="32"/>
           <w:szCs w:val="32"/>
         </w:rPr>
         <w:t>)</w:t>
       </w:r>
-      <w:r>
-        <w:rPr>
-          <w:color w:val="FFFFFF" w:themeColor="background1"/>
+    </w:p>
+    <w:p>
+      <w:pPr>
+        <w:pStyle w:val="ListParagraph"/>
+        <w:numPr>
+          <w:ilvl w:val="0"/>
+          <w:numId w:val="4"/>
+        </w:numPr>
+        <w:rPr>
+          <w:sz w:val="32"/>
+          <w:szCs w:val="32"/>
+        </w:rPr>
+      </w:pPr>
+      <w:r>
+        <w:rPr>
+          <w:sz w:val="32"/>
+          <w:szCs w:val="32"/>
+        </w:rPr>
+        <w:t>Click “Restart”, “Place Bet” button is activated, the table clears.</w:t>
+      </w:r>
+    </w:p>
+    <w:p>
+      <w:pPr>
+        <w:pStyle w:val="ListParagraph"/>
+        <w:numPr>
+          <w:ilvl w:val="0"/>
+          <w:numId w:val="6"/>
+        </w:numPr>
+        <w:rPr>
+          <w:sz w:val="32"/>
+          <w:szCs w:val="32"/>
+        </w:rPr>
+      </w:pPr>
+      <w:r>
+        <w:rPr>
+          <w:sz w:val="32"/>
+          <w:szCs w:val="32"/>
+        </w:rPr>
+        <w:t>The game returns to its original state with the new balance.</w:t>
+      </w:r>
+    </w:p>
+    <w:p>
+      <w:pPr>
+        <w:pStyle w:val="ListParagraph"/>
+        <w:numPr>
+          <w:ilvl w:val="0"/>
+          <w:numId w:val="6"/>
+        </w:numPr>
+        <w:rPr>
+          <w:sz w:val="32"/>
+          <w:szCs w:val="32"/>
+        </w:rPr>
+      </w:pPr>
+      <w:r>
+        <w:rPr>
+          <w:color w:val="124F1A" w:themeColor="accent3" w:themeShade="BF"/>
+          <w:sz w:val="32"/>
+          <w:szCs w:val="32"/>
+        </w:rPr>
+        <w:t>The game can end after every game, the endless mode can be the optional arcade/endless mode</w:t>
+      </w:r>
+      <w:r>
+        <w:rPr>
+          <w:sz w:val="32"/>
+          <w:szCs w:val="32"/>
+        </w:rPr>
+        <w:t>.</w:t>
+      </w:r>
+    </w:p>
+    <w:p>
+      <w:pPr>
+        <w:rPr>
+          <w:sz w:val="32"/>
+          <w:szCs w:val="32"/>
+        </w:rPr>
+      </w:pPr>
+    </w:p>
+    <w:p>
+      <w:pPr>
+        <w:rPr>
+          <w:sz w:val="32"/>
+          <w:szCs w:val="32"/>
+        </w:rPr>
+      </w:pPr>
+    </w:p>
+    <w:p>
+      <w:pPr>
+        <w:rPr>
+          <w:sz w:val="32"/>
+          <w:szCs w:val="32"/>
+        </w:rPr>
+      </w:pPr>
+    </w:p>
+    <w:p>
+      <w:pPr>
+        <w:rPr>
+          <w:sz w:val="32"/>
+          <w:szCs w:val="32"/>
+        </w:rPr>
+      </w:pPr>
+    </w:p>
+    <w:p>
+      <w:pPr>
+        <w:rPr>
+          <w:sz w:val="32"/>
+          <w:szCs w:val="32"/>
+        </w:rPr>
+      </w:pPr>
+    </w:p>
+    <w:p>
+      <w:pPr>
+        <w:pStyle w:val="ListParagraph"/>
+        <w:numPr>
+          <w:ilvl w:val="0"/>
+          <w:numId w:val="1"/>
+        </w:numPr>
+        <w:rPr>
+          <w:sz w:val="32"/>
+          <w:szCs w:val="32"/>
+        </w:rPr>
+      </w:pPr>
+      <w:r>
+        <w:rPr>
+          <w:sz w:val="32"/>
+          <w:szCs w:val="32"/>
+        </w:rPr>
+        <w:t>Button Allowance State</w:t>
+      </w:r>
+      <w:r>
+        <w:rPr>
+          <w:sz w:val="32"/>
+          <w:szCs w:val="32"/>
+        </w:rPr>
+        <w:t xml:space="preserve"> (</w:t>
+      </w:r>
+      <w:r>
+        <w:rPr>
+          <w:color w:val="124F1A" w:themeColor="accent3" w:themeShade="BF"/>
+          <w:sz w:val="32"/>
+          <w:szCs w:val="32"/>
+        </w:rPr>
+        <w:t>Low Priority</w:t>
+      </w:r>
+      <w:r>
+        <w:rPr>
           <w:sz w:val="32"/>
           <w:szCs w:val="32"/>
         </w:rPr>
@@ -1366,84 +1663,6 @@
         <w:pStyle w:val="ListParagraph"/>
         <w:numPr>
           <w:ilvl w:val="0"/>
-          <w:numId w:val="6"/>
-        </w:numPr>
-        <w:rPr>
-          <w:sz w:val="32"/>
-          <w:szCs w:val="32"/>
-        </w:rPr>
-      </w:pPr>
-      <w:r>
-        <w:rPr>
-          <w:sz w:val="32"/>
-          <w:szCs w:val="32"/>
-        </w:rPr>
-        <w:t>The cards are randomly selected from the deck.</w:t>
-      </w:r>
-    </w:p>
-    <w:p>
-      <w:pPr>
-        <w:rPr>
-          <w:sz w:val="32"/>
-          <w:szCs w:val="32"/>
-        </w:rPr>
-      </w:pPr>
-    </w:p>
-    <w:p>
-      <w:pPr>
-        <w:rPr>
-          <w:sz w:val="32"/>
-          <w:szCs w:val="32"/>
-        </w:rPr>
-      </w:pPr>
-    </w:p>
-    <w:p>
-      <w:pPr>
-        <w:pStyle w:val="ListParagraph"/>
-        <w:numPr>
-          <w:ilvl w:val="0"/>
-          <w:numId w:val="1"/>
-        </w:numPr>
-        <w:rPr>
-          <w:sz w:val="32"/>
-          <w:szCs w:val="32"/>
-        </w:rPr>
-      </w:pPr>
-      <w:r>
-        <w:rPr>
-          <w:sz w:val="32"/>
-          <w:szCs w:val="32"/>
-        </w:rPr>
-        <w:t>Display Card Values</w:t>
-      </w:r>
-      <w:r>
-        <w:rPr>
-          <w:sz w:val="32"/>
-          <w:szCs w:val="32"/>
-        </w:rPr>
-        <w:t xml:space="preserve"> (</w:t>
-      </w:r>
-      <w:r>
-        <w:rPr>
-          <w:color w:val="4C94D8" w:themeColor="text2" w:themeTint="80"/>
-          <w:sz w:val="32"/>
-          <w:szCs w:val="32"/>
-        </w:rPr>
-        <w:t>Medium Priority</w:t>
-      </w:r>
-      <w:r>
-        <w:rPr>
-          <w:sz w:val="32"/>
-          <w:szCs w:val="32"/>
-        </w:rPr>
-        <w:t>)</w:t>
-      </w:r>
-    </w:p>
-    <w:p>
-      <w:pPr>
-        <w:pStyle w:val="ListParagraph"/>
-        <w:numPr>
-          <w:ilvl w:val="0"/>
           <w:numId w:val="4"/>
         </w:numPr>
         <w:rPr>
@@ -1456,334 +1675,7 @@
           <w:sz w:val="32"/>
           <w:szCs w:val="32"/>
         </w:rPr>
-        <w:t>The player and the dealer total are shown, calculates the Aces accordingly.</w:t>
-      </w:r>
-    </w:p>
-    <w:p>
-      <w:pPr>
-        <w:pStyle w:val="ListParagraph"/>
-        <w:numPr>
-          <w:ilvl w:val="0"/>
-          <w:numId w:val="6"/>
-        </w:numPr>
-        <w:rPr>
-          <w:sz w:val="32"/>
-          <w:szCs w:val="32"/>
-        </w:rPr>
-      </w:pPr>
-      <w:r>
-        <w:rPr>
-          <w:sz w:val="32"/>
-          <w:szCs w:val="32"/>
-        </w:rPr>
-        <w:t>Ace logic tries to add 11, if bust (goes over 21), decides on 1.</w:t>
-      </w:r>
-      <w:r>
-        <w:rPr>
-          <w:sz w:val="32"/>
-          <w:szCs w:val="32"/>
-        </w:rPr>
-        <w:t xml:space="preserve"> </w:t>
-      </w:r>
-    </w:p>
-    <w:p>
-      <w:pPr>
-        <w:pStyle w:val="ListParagraph"/>
-        <w:numPr>
-          <w:ilvl w:val="0"/>
-          <w:numId w:val="6"/>
-        </w:numPr>
-        <w:rPr>
-          <w:sz w:val="32"/>
-          <w:szCs w:val="32"/>
-        </w:rPr>
-      </w:pPr>
-      <w:r>
-        <w:rPr>
-          <w:color w:val="4C94D8" w:themeColor="text2" w:themeTint="80"/>
-          <w:sz w:val="32"/>
-          <w:szCs w:val="32"/>
-        </w:rPr>
-        <w:t xml:space="preserve">The dynamic instant calculation of the correct total of the player is not </w:t>
-      </w:r>
-      <w:proofErr w:type="gramStart"/>
-      <w:r>
-        <w:rPr>
-          <w:color w:val="4C94D8" w:themeColor="text2" w:themeTint="80"/>
-          <w:sz w:val="32"/>
-          <w:szCs w:val="32"/>
-        </w:rPr>
-        <w:t>mandatory,</w:t>
-      </w:r>
-      <w:proofErr w:type="gramEnd"/>
-      <w:r>
-        <w:rPr>
-          <w:color w:val="4C94D8" w:themeColor="text2" w:themeTint="80"/>
-          <w:sz w:val="32"/>
-          <w:szCs w:val="32"/>
-        </w:rPr>
-        <w:t xml:space="preserve"> the player can do that themselves</w:t>
-      </w:r>
-      <w:r>
-        <w:rPr>
-          <w:sz w:val="32"/>
-          <w:szCs w:val="32"/>
-        </w:rPr>
-        <w:t>.</w:t>
-      </w:r>
-    </w:p>
-    <w:p>
-      <w:pPr>
-        <w:rPr>
-          <w:sz w:val="32"/>
-          <w:szCs w:val="32"/>
-        </w:rPr>
-      </w:pPr>
-    </w:p>
-    <w:p>
-      <w:pPr>
-        <w:pStyle w:val="ListParagraph"/>
-        <w:numPr>
-          <w:ilvl w:val="0"/>
-          <w:numId w:val="1"/>
-        </w:numPr>
-        <w:rPr>
-          <w:sz w:val="32"/>
-          <w:szCs w:val="32"/>
-        </w:rPr>
-      </w:pPr>
-      <w:r>
-        <w:rPr>
-          <w:sz w:val="32"/>
-          <w:szCs w:val="32"/>
-        </w:rPr>
-        <w:t>Restart round</w:t>
-      </w:r>
-      <w:r>
-        <w:rPr>
-          <w:sz w:val="32"/>
-          <w:szCs w:val="32"/>
-        </w:rPr>
-        <w:t xml:space="preserve"> (</w:t>
-      </w:r>
-      <w:r>
-        <w:rPr>
-          <w:color w:val="124F1A" w:themeColor="accent3" w:themeShade="BF"/>
-          <w:sz w:val="32"/>
-          <w:szCs w:val="32"/>
-        </w:rPr>
-        <w:t>Low Priority</w:t>
-      </w:r>
-      <w:r>
-        <w:rPr>
-          <w:sz w:val="32"/>
-          <w:szCs w:val="32"/>
-        </w:rPr>
-        <w:t>)</w:t>
-      </w:r>
-    </w:p>
-    <w:p>
-      <w:pPr>
-        <w:pStyle w:val="ListParagraph"/>
-        <w:numPr>
-          <w:ilvl w:val="0"/>
-          <w:numId w:val="4"/>
-        </w:numPr>
-        <w:rPr>
-          <w:sz w:val="32"/>
-          <w:szCs w:val="32"/>
-        </w:rPr>
-      </w:pPr>
-      <w:r>
-        <w:rPr>
-          <w:sz w:val="32"/>
-          <w:szCs w:val="32"/>
-        </w:rPr>
-        <w:t>Click “Restart”, “Place Bet” button is activated, the table clears.</w:t>
-      </w:r>
-    </w:p>
-    <w:p>
-      <w:pPr>
-        <w:pStyle w:val="ListParagraph"/>
-        <w:numPr>
-          <w:ilvl w:val="0"/>
-          <w:numId w:val="6"/>
-        </w:numPr>
-        <w:rPr>
-          <w:sz w:val="32"/>
-          <w:szCs w:val="32"/>
-        </w:rPr>
-      </w:pPr>
-      <w:r>
-        <w:rPr>
-          <w:sz w:val="32"/>
-          <w:szCs w:val="32"/>
-        </w:rPr>
-        <w:t>The game returns to its original state with the new balance.</w:t>
-      </w:r>
-    </w:p>
-    <w:p>
-      <w:pPr>
-        <w:pStyle w:val="ListParagraph"/>
-        <w:numPr>
-          <w:ilvl w:val="0"/>
-          <w:numId w:val="6"/>
-        </w:numPr>
-        <w:rPr>
-          <w:sz w:val="32"/>
-          <w:szCs w:val="32"/>
-        </w:rPr>
-      </w:pPr>
-      <w:r>
-        <w:rPr>
-          <w:color w:val="124F1A" w:themeColor="accent3" w:themeShade="BF"/>
-          <w:sz w:val="32"/>
-          <w:szCs w:val="32"/>
-        </w:rPr>
-        <w:t xml:space="preserve">The game can end after every </w:t>
-      </w:r>
-      <w:proofErr w:type="gramStart"/>
-      <w:r>
-        <w:rPr>
-          <w:color w:val="124F1A" w:themeColor="accent3" w:themeShade="BF"/>
-          <w:sz w:val="32"/>
-          <w:szCs w:val="32"/>
-        </w:rPr>
-        <w:t>game,</w:t>
-      </w:r>
-      <w:proofErr w:type="gramEnd"/>
-      <w:r>
-        <w:rPr>
-          <w:color w:val="124F1A" w:themeColor="accent3" w:themeShade="BF"/>
-          <w:sz w:val="32"/>
-          <w:szCs w:val="32"/>
-        </w:rPr>
-        <w:t xml:space="preserve"> the endless mode can be the optional arcade/endless mode</w:t>
-      </w:r>
-      <w:r>
-        <w:rPr>
-          <w:sz w:val="32"/>
-          <w:szCs w:val="32"/>
-        </w:rPr>
-        <w:t>.</w:t>
-      </w:r>
-    </w:p>
-    <w:p>
-      <w:pPr>
-        <w:rPr>
-          <w:sz w:val="32"/>
-          <w:szCs w:val="32"/>
-        </w:rPr>
-      </w:pPr>
-    </w:p>
-    <w:p>
-      <w:pPr>
-        <w:rPr>
-          <w:sz w:val="32"/>
-          <w:szCs w:val="32"/>
-        </w:rPr>
-      </w:pPr>
-    </w:p>
-    <w:p>
-      <w:pPr>
-        <w:rPr>
-          <w:sz w:val="32"/>
-          <w:szCs w:val="32"/>
-        </w:rPr>
-      </w:pPr>
-    </w:p>
-    <w:p>
-      <w:pPr>
-        <w:rPr>
-          <w:sz w:val="32"/>
-          <w:szCs w:val="32"/>
-        </w:rPr>
-      </w:pPr>
-    </w:p>
-    <w:p>
-      <w:pPr>
-        <w:rPr>
-          <w:sz w:val="32"/>
-          <w:szCs w:val="32"/>
-        </w:rPr>
-      </w:pPr>
-    </w:p>
-    <w:p>
-      <w:pPr>
-        <w:pStyle w:val="ListParagraph"/>
-        <w:numPr>
-          <w:ilvl w:val="0"/>
-          <w:numId w:val="1"/>
-        </w:numPr>
-        <w:rPr>
-          <w:sz w:val="32"/>
-          <w:szCs w:val="32"/>
-        </w:rPr>
-      </w:pPr>
-      <w:r>
-        <w:rPr>
-          <w:sz w:val="32"/>
-          <w:szCs w:val="32"/>
-        </w:rPr>
-        <w:t>Button Allowance State</w:t>
-      </w:r>
-      <w:r>
-        <w:rPr>
-          <w:sz w:val="32"/>
-          <w:szCs w:val="32"/>
-        </w:rPr>
-        <w:t xml:space="preserve"> (</w:t>
-      </w:r>
-      <w:r>
-        <w:rPr>
-          <w:color w:val="124F1A" w:themeColor="accent3" w:themeShade="BF"/>
-          <w:sz w:val="32"/>
-          <w:szCs w:val="32"/>
-        </w:rPr>
-        <w:t>Low Priority</w:t>
-      </w:r>
-      <w:r>
-        <w:rPr>
-          <w:sz w:val="32"/>
-          <w:szCs w:val="32"/>
-        </w:rPr>
-        <w:t>)</w:t>
-      </w:r>
-    </w:p>
-    <w:p>
-      <w:pPr>
-        <w:pStyle w:val="ListParagraph"/>
-        <w:numPr>
-          <w:ilvl w:val="0"/>
-          <w:numId w:val="4"/>
-        </w:numPr>
-        <w:rPr>
-          <w:sz w:val="32"/>
-          <w:szCs w:val="32"/>
-        </w:rPr>
-      </w:pPr>
-      <w:r>
-        <w:rPr>
-          <w:sz w:val="32"/>
-          <w:szCs w:val="32"/>
-        </w:rPr>
-        <w:t xml:space="preserve">At every new </w:t>
-      </w:r>
-      <w:proofErr w:type="gramStart"/>
-      <w:r>
-        <w:rPr>
-          <w:sz w:val="32"/>
-          <w:szCs w:val="32"/>
-        </w:rPr>
-        <w:t>state</w:t>
-      </w:r>
-      <w:proofErr w:type="gramEnd"/>
-      <w:r>
-        <w:rPr>
-          <w:sz w:val="32"/>
-          <w:szCs w:val="32"/>
-        </w:rPr>
-        <w:t xml:space="preserve"> of the game, the control buttons are checked to see which of them are allowed/not allowed.</w:t>
+        <w:t>At every new state of the game, the control buttons are checked to see which of them are allowed/not allowed.</w:t>
       </w:r>
     </w:p>
     <w:p>
@@ -1896,7 +1788,7 @@
           <w:sz w:val="48"/>
           <w:szCs w:val="48"/>
         </w:rPr>
-        <w:t>PRODUCT BACKLOG</w:t>
+        <w:t>TOPICS OF CHOICE</w:t>
       </w:r>
     </w:p>
     <w:p>
@@ -1974,69 +1866,12 @@
           <w:szCs w:val="32"/>
         </w:rPr>
       </w:pPr>
-      <w:proofErr w:type="spellStart"/>
-      <w:r>
-        <w:rPr>
-          <w:sz w:val="32"/>
-          <w:szCs w:val="32"/>
-        </w:rPr>
-        <w:t>JFrame</w:t>
-      </w:r>
-      <w:proofErr w:type="spellEnd"/>
-      <w:r>
-        <w:rPr>
-          <w:sz w:val="32"/>
-          <w:szCs w:val="32"/>
-        </w:rPr>
-        <w:t xml:space="preserve">, </w:t>
-      </w:r>
-      <w:proofErr w:type="spellStart"/>
-      <w:r>
-        <w:rPr>
-          <w:sz w:val="32"/>
-          <w:szCs w:val="32"/>
-        </w:rPr>
-        <w:t>JPanel</w:t>
-      </w:r>
-      <w:proofErr w:type="spellEnd"/>
-      <w:r>
-        <w:rPr>
-          <w:sz w:val="32"/>
-          <w:szCs w:val="32"/>
-        </w:rPr>
-        <w:t xml:space="preserve">, </w:t>
-      </w:r>
-      <w:proofErr w:type="spellStart"/>
-      <w:r>
-        <w:rPr>
-          <w:sz w:val="32"/>
-          <w:szCs w:val="32"/>
-        </w:rPr>
-        <w:t>JLabel</w:t>
-      </w:r>
-      <w:proofErr w:type="spellEnd"/>
-      <w:r>
-        <w:rPr>
-          <w:sz w:val="32"/>
-          <w:szCs w:val="32"/>
-        </w:rPr>
-        <w:t xml:space="preserve">, </w:t>
-      </w:r>
-      <w:proofErr w:type="spellStart"/>
-      <w:r>
-        <w:rPr>
-          <w:sz w:val="32"/>
-          <w:szCs w:val="32"/>
-        </w:rPr>
-        <w:t>JButton</w:t>
-      </w:r>
-      <w:proofErr w:type="spellEnd"/>
-      <w:r>
-        <w:rPr>
-          <w:sz w:val="32"/>
-          <w:szCs w:val="32"/>
-        </w:rPr>
-        <w:t xml:space="preserve"> etc. can be used to achieve what we’re looking for.</w:t>
+      <w:r>
+        <w:rPr>
+          <w:sz w:val="32"/>
+          <w:szCs w:val="32"/>
+        </w:rPr>
+        <w:t>JFrame, JPanel, JLabel, JButton etc. can be used to achieve what we’re looking for.</w:t>
       </w:r>
     </w:p>
     <w:p>
@@ -2128,7 +1963,7 @@
           <w:sz w:val="32"/>
           <w:szCs w:val="32"/>
         </w:rPr>
-        <w:t>UX (User Experience)</w:t>
+        <w:t>GitHub</w:t>
       </w:r>
     </w:p>
     <w:p>
@@ -2148,51 +1983,7 @@
           <w:sz w:val="32"/>
           <w:szCs w:val="32"/>
         </w:rPr>
-        <w:t xml:space="preserve">Our main goal is to make the game Blackjack easy and intuitive to play in a digital environment. We must ensure that everything is readable and easy to understand and make the control buttons as simple to use as possible. The game should immediately react to your actions and not waste your time. The visual design </w:t>
-      </w:r>
-      <w:proofErr w:type="gramStart"/>
-      <w:r>
-        <w:rPr>
-          <w:sz w:val="32"/>
-          <w:szCs w:val="32"/>
-        </w:rPr>
-        <w:t>has to</w:t>
-      </w:r>
-      <w:proofErr w:type="gramEnd"/>
-      <w:r>
-        <w:rPr>
-          <w:sz w:val="32"/>
-          <w:szCs w:val="32"/>
-        </w:rPr>
-        <w:t xml:space="preserve"> be not cluttered for ease of play. The game should play out </w:t>
-      </w:r>
-      <w:r>
-        <w:rPr>
-          <w:sz w:val="32"/>
-          <w:szCs w:val="32"/>
-        </w:rPr>
-        <w:t>smoothly,</w:t>
-      </w:r>
-      <w:r>
-        <w:rPr>
-          <w:sz w:val="32"/>
-          <w:szCs w:val="32"/>
-        </w:rPr>
-        <w:t xml:space="preserve"> and every option should be </w:t>
-      </w:r>
-      <w:r>
-        <w:rPr>
-          <w:sz w:val="32"/>
-          <w:szCs w:val="32"/>
-        </w:rPr>
-        <w:t>access</w:t>
-      </w:r>
-      <w:r>
-        <w:rPr>
-          <w:sz w:val="32"/>
-          <w:szCs w:val="32"/>
-        </w:rPr>
-        <w:t>ed without having to go through long/elaborated steps.</w:t>
+        <w:t>Using GitHub features in our game can improve collaboration and make the developing process safer and more organized. Like creating Pull Requests to review and merge the code, branches to get a hold of the different systems of the game more efficiently, commits to track the progress more easily.</w:t>
       </w:r>
     </w:p>
     <w:p>
@@ -3554,6 +3345,7 @@
   <w:style w:type="character" w:default="1" w:styleId="DefaultParagraphFont">
     <w:name w:val="Default Paragraph Font"/>
     <w:uiPriority w:val="1"/>
+    <w:semiHidden/>
     <w:unhideWhenUsed/>
   </w:style>
   <w:style w:type="table" w:default="1" w:styleId="TableNormal">
